--- a/Dasturchilar uchun ma'lumotlar fani/практика/практика5/практика.docx
+++ b/Dasturchilar uchun ma'lumotlar fani/практика/практика5/практика.docx
@@ -256,6 +256,7 @@
           <w:szCs w:val="28"/>
         </w:rPr>
       </w:pPr>
+      <w:bookmarkStart w:id="0" w:name="_GoBack"/>
       <w:proofErr w:type="spellStart"/>
       <w:r>
         <w:rPr>
@@ -277,6 +278,7 @@
         <w:t xml:space="preserve"> С. Ш.</w:t>
       </w:r>
     </w:p>
+    <w:bookmarkEnd w:id="0"/>
     <w:p>
       <w:pPr>
         <w:spacing w:line="360" w:lineRule="auto"/>
@@ -353,35 +355,6 @@
       <w:pPr>
         <w:spacing w:line="360" w:lineRule="auto"/>
         <w:jc w:val="center"/>
-        <w:rPr>
-          <w:rFonts w:eastAsia="Times New Roman" w:cs="Times New Roman"/>
-          <w:bCs/>
-          <w:color w:val="000000" w:themeColor="text1"/>
-          <w:szCs w:val="28"/>
-        </w:rPr>
-      </w:pPr>
-      <w:r>
-        <w:rPr>
-          <w:rFonts w:eastAsia="Times New Roman" w:cs="Times New Roman"/>
-          <w:bCs/>
-          <w:color w:val="000000" w:themeColor="text1"/>
-          <w:szCs w:val="28"/>
-        </w:rPr>
-        <w:t xml:space="preserve">САМАРКАНД </w:t>
-      </w:r>
-      <w:r>
-        <w:rPr>
-          <w:rFonts w:eastAsia="Times New Roman" w:cs="Times New Roman"/>
-          <w:bCs/>
-          <w:color w:val="000000" w:themeColor="text1"/>
-          <w:szCs w:val="28"/>
-        </w:rPr>
-        <w:t>– 2026</w:t>
-      </w:r>
-    </w:p>
-    <w:p>
-      <w:pPr>
-        <w:spacing w:line="360" w:lineRule="auto"/>
         <w:rPr>
           <w:rFonts w:eastAsia="Times New Roman" w:cs="Times New Roman"/>
           <w:bCs/>
@@ -397,6 +370,37 @@
           <w:color w:val="000000" w:themeColor="text1"/>
           <w:szCs w:val="28"/>
         </w:rPr>
+        <w:t>САМАРКАНД</w:t>
+      </w:r>
+      <w:r>
+        <w:rPr>
+          <w:rFonts w:eastAsia="Times New Roman" w:cs="Times New Roman"/>
+          <w:bCs/>
+          <w:color w:val="000000" w:themeColor="text1"/>
+          <w:szCs w:val="28"/>
+          <w:lang w:val="en-US"/>
+        </w:rPr>
+        <w:t xml:space="preserve"> – 2026</w:t>
+      </w:r>
+    </w:p>
+    <w:p>
+      <w:pPr>
+        <w:spacing w:line="360" w:lineRule="auto"/>
+        <w:rPr>
+          <w:rFonts w:eastAsia="Times New Roman" w:cs="Times New Roman"/>
+          <w:bCs/>
+          <w:color w:val="000000" w:themeColor="text1"/>
+          <w:szCs w:val="28"/>
+          <w:lang w:val="en-US"/>
+        </w:rPr>
+      </w:pPr>
+      <w:r>
+        <w:rPr>
+          <w:rFonts w:eastAsia="Times New Roman" w:cs="Times New Roman"/>
+          <w:bCs/>
+          <w:color w:val="000000" w:themeColor="text1"/>
+          <w:szCs w:val="28"/>
+        </w:rPr>
         <w:lastRenderedPageBreak/>
         <w:t>Задания</w:t>
       </w:r>
@@ -1107,7 +1111,7 @@
           <w:color w:val="DADADA"/>
           <w:sz w:val="21"/>
           <w:szCs w:val="21"/>
-          <w:lang w:val="en-US" w:eastAsia="ru-RU"/>
+          <w:lang w:eastAsia="ru-RU"/>
         </w:rPr>
       </w:pPr>
       <w:r>
@@ -1126,7 +1130,7 @@
           <w:color w:val="E8C9BB"/>
           <w:sz w:val="21"/>
           <w:szCs w:val="21"/>
-          <w:lang w:val="en-US" w:eastAsia="ru-RU"/>
+          <w:lang w:eastAsia="ru-RU"/>
         </w:rPr>
         <w:t>"</w:t>
       </w:r>
@@ -1146,7 +1150,7 @@
           <w:color w:val="E8C9BB"/>
           <w:sz w:val="21"/>
           <w:szCs w:val="21"/>
-          <w:lang w:val="en-US" w:eastAsia="ru-RU"/>
+          <w:lang w:eastAsia="ru-RU"/>
         </w:rPr>
         <w:t>"</w:t>
       </w:r>
@@ -1156,7 +1160,7 @@
           <w:color w:val="B4B4B4"/>
           <w:sz w:val="21"/>
           <w:szCs w:val="21"/>
-          <w:lang w:val="en-US" w:eastAsia="ru-RU"/>
+          <w:lang w:eastAsia="ru-RU"/>
         </w:rPr>
         <w:t>:</w:t>
       </w:r>
@@ -1166,17 +1170,17 @@
           <w:color w:val="DADADA"/>
           <w:sz w:val="21"/>
           <w:szCs w:val="21"/>
-          <w:lang w:val="en-US" w:eastAsia="ru-RU"/>
-        </w:rPr>
-        <w:t xml:space="preserve"> </w:t>
-      </w:r>
-      <w:r>
-        <w:rPr>
-          <w:rFonts w:ascii="Consolas" w:eastAsia="Times New Roman" w:hAnsi="Consolas" w:cs="Times New Roman"/>
-          <w:color w:val="B4B4B4"/>
-          <w:sz w:val="21"/>
-          <w:szCs w:val="21"/>
-          <w:lang w:val="en-US" w:eastAsia="ru-RU"/>
+          <w:lang w:eastAsia="ru-RU"/>
+        </w:rPr>
+        <w:t xml:space="preserve"> </w:t>
+      </w:r>
+      <w:r>
+        <w:rPr>
+          <w:rFonts w:ascii="Consolas" w:eastAsia="Times New Roman" w:hAnsi="Consolas" w:cs="Times New Roman"/>
+          <w:color w:val="B4B4B4"/>
+          <w:sz w:val="21"/>
+          <w:szCs w:val="21"/>
+          <w:lang w:eastAsia="ru-RU"/>
         </w:rPr>
         <w:t>[</w:t>
       </w:r>
@@ -1186,7 +1190,7 @@
           <w:color w:val="B5CEA8"/>
           <w:sz w:val="21"/>
           <w:szCs w:val="21"/>
-          <w:lang w:val="en-US" w:eastAsia="ru-RU"/>
+          <w:lang w:eastAsia="ru-RU"/>
         </w:rPr>
         <w:t>50</w:t>
       </w:r>
@@ -1196,7 +1200,7 @@
           <w:color w:val="B4B4B4"/>
           <w:sz w:val="21"/>
           <w:szCs w:val="21"/>
-          <w:lang w:val="en-US" w:eastAsia="ru-RU"/>
+          <w:lang w:eastAsia="ru-RU"/>
         </w:rPr>
         <w:t>,</w:t>
       </w:r>
@@ -1206,7 +1210,7 @@
           <w:color w:val="DADADA"/>
           <w:sz w:val="21"/>
           <w:szCs w:val="21"/>
-          <w:lang w:val="en-US" w:eastAsia="ru-RU"/>
+          <w:lang w:eastAsia="ru-RU"/>
         </w:rPr>
         <w:t xml:space="preserve"> </w:t>
       </w:r>
@@ -1216,7 +1220,7 @@
           <w:color w:val="B5CEA8"/>
           <w:sz w:val="21"/>
           <w:szCs w:val="21"/>
-          <w:lang w:val="en-US" w:eastAsia="ru-RU"/>
+          <w:lang w:eastAsia="ru-RU"/>
         </w:rPr>
         <w:t>70</w:t>
       </w:r>
@@ -1226,7 +1230,7 @@
           <w:color w:val="B4B4B4"/>
           <w:sz w:val="21"/>
           <w:szCs w:val="21"/>
-          <w:lang w:val="en-US" w:eastAsia="ru-RU"/>
+          <w:lang w:eastAsia="ru-RU"/>
         </w:rPr>
         <w:t>,</w:t>
       </w:r>
@@ -1236,7 +1240,7 @@
           <w:color w:val="DADADA"/>
           <w:sz w:val="21"/>
           <w:szCs w:val="21"/>
-          <w:lang w:val="en-US" w:eastAsia="ru-RU"/>
+          <w:lang w:eastAsia="ru-RU"/>
         </w:rPr>
         <w:t xml:space="preserve"> </w:t>
       </w:r>
@@ -1246,7 +1250,7 @@
           <w:color w:val="B5CEA8"/>
           <w:sz w:val="21"/>
           <w:szCs w:val="21"/>
-          <w:lang w:val="en-US" w:eastAsia="ru-RU"/>
+          <w:lang w:eastAsia="ru-RU"/>
         </w:rPr>
         <w:t>60</w:t>
       </w:r>
@@ -1256,7 +1260,7 @@
           <w:color w:val="B4B4B4"/>
           <w:sz w:val="21"/>
           <w:szCs w:val="21"/>
-          <w:lang w:val="en-US" w:eastAsia="ru-RU"/>
+          <w:lang w:eastAsia="ru-RU"/>
         </w:rPr>
         <w:t>,</w:t>
       </w:r>
@@ -1266,7 +1270,7 @@
           <w:color w:val="DADADA"/>
           <w:sz w:val="21"/>
           <w:szCs w:val="21"/>
-          <w:lang w:val="en-US" w:eastAsia="ru-RU"/>
+          <w:lang w:eastAsia="ru-RU"/>
         </w:rPr>
         <w:t xml:space="preserve"> </w:t>
       </w:r>
@@ -1276,7 +1280,7 @@
           <w:color w:val="B5CEA8"/>
           <w:sz w:val="21"/>
           <w:szCs w:val="21"/>
-          <w:lang w:val="en-US" w:eastAsia="ru-RU"/>
+          <w:lang w:eastAsia="ru-RU"/>
         </w:rPr>
         <w:t>90</w:t>
       </w:r>
@@ -1286,7 +1290,7 @@
           <w:color w:val="B4B4B4"/>
           <w:sz w:val="21"/>
           <w:szCs w:val="21"/>
-          <w:lang w:val="en-US" w:eastAsia="ru-RU"/>
+          <w:lang w:eastAsia="ru-RU"/>
         </w:rPr>
         <w:t>],</w:t>
       </w:r>
@@ -1300,18 +1304,48 @@
           <w:color w:val="DADADA"/>
           <w:sz w:val="21"/>
           <w:szCs w:val="21"/>
-          <w:lang w:val="en-US" w:eastAsia="ru-RU"/>
-        </w:rPr>
-      </w:pPr>
-      <w:r>
-        <w:rPr>
-          <w:rFonts w:ascii="Consolas" w:eastAsia="Times New Roman" w:hAnsi="Consolas" w:cs="Times New Roman"/>
-          <w:color w:val="DADADA"/>
-          <w:sz w:val="21"/>
-          <w:szCs w:val="21"/>
-          <w:lang w:val="en-US" w:eastAsia="ru-RU"/>
-        </w:rPr>
-        <w:t xml:space="preserve">    </w:t>
+          <w:lang w:eastAsia="ru-RU"/>
+        </w:rPr>
+      </w:pPr>
+      <w:r>
+        <w:rPr>
+          <w:rFonts w:ascii="Consolas" w:eastAsia="Times New Roman" w:hAnsi="Consolas" w:cs="Times New Roman"/>
+          <w:color w:val="DADADA"/>
+          <w:sz w:val="21"/>
+          <w:szCs w:val="21"/>
+          <w:lang w:val="en-US" w:eastAsia="ru-RU"/>
+        </w:rPr>
+        <w:t> </w:t>
+      </w:r>
+      <w:r>
+        <w:rPr>
+          <w:rFonts w:ascii="Consolas" w:eastAsia="Times New Roman" w:hAnsi="Consolas" w:cs="Times New Roman"/>
+          <w:color w:val="DADADA"/>
+          <w:sz w:val="21"/>
+          <w:szCs w:val="21"/>
+          <w:lang w:eastAsia="ru-RU"/>
+        </w:rPr>
+        <w:t xml:space="preserve"> </w:t>
+      </w:r>
+      <w:r>
+        <w:rPr>
+          <w:rFonts w:ascii="Consolas" w:eastAsia="Times New Roman" w:hAnsi="Consolas" w:cs="Times New Roman"/>
+          <w:color w:val="DADADA"/>
+          <w:sz w:val="21"/>
+          <w:szCs w:val="21"/>
+          <w:lang w:val="en-US" w:eastAsia="ru-RU"/>
+        </w:rPr>
+        <w:t> </w:t>
+      </w:r>
+      <w:r>
+        <w:rPr>
+          <w:rFonts w:ascii="Consolas" w:eastAsia="Times New Roman" w:hAnsi="Consolas" w:cs="Times New Roman"/>
+          <w:color w:val="DADADA"/>
+          <w:sz w:val="21"/>
+          <w:szCs w:val="21"/>
+          <w:lang w:eastAsia="ru-RU"/>
+        </w:rPr>
+        <w:t xml:space="preserve"> </w:t>
       </w:r>
       <w:r>
         <w:rPr>
@@ -1319,7 +1353,7 @@
           <w:color w:val="E8C9BB"/>
           <w:sz w:val="21"/>
           <w:szCs w:val="21"/>
-          <w:lang w:val="en-US" w:eastAsia="ru-RU"/>
+          <w:lang w:eastAsia="ru-RU"/>
         </w:rPr>
         <w:t>"</w:t>
       </w:r>
@@ -1339,7 +1373,7 @@
           <w:color w:val="E8C9BB"/>
           <w:sz w:val="21"/>
           <w:szCs w:val="21"/>
-          <w:lang w:val="en-US" w:eastAsia="ru-RU"/>
+          <w:lang w:eastAsia="ru-RU"/>
         </w:rPr>
         <w:t>"</w:t>
       </w:r>
@@ -1349,7 +1383,7 @@
           <w:color w:val="B4B4B4"/>
           <w:sz w:val="21"/>
           <w:szCs w:val="21"/>
-          <w:lang w:val="en-US" w:eastAsia="ru-RU"/>
+          <w:lang w:eastAsia="ru-RU"/>
         </w:rPr>
         <w:t>:</w:t>
       </w:r>
@@ -1359,17 +1393,17 @@
           <w:color w:val="DADADA"/>
           <w:sz w:val="21"/>
           <w:szCs w:val="21"/>
-          <w:lang w:val="en-US" w:eastAsia="ru-RU"/>
-        </w:rPr>
-        <w:t xml:space="preserve"> </w:t>
-      </w:r>
-      <w:r>
-        <w:rPr>
-          <w:rFonts w:ascii="Consolas" w:eastAsia="Times New Roman" w:hAnsi="Consolas" w:cs="Times New Roman"/>
-          <w:color w:val="B4B4B4"/>
-          <w:sz w:val="21"/>
-          <w:szCs w:val="21"/>
-          <w:lang w:val="en-US" w:eastAsia="ru-RU"/>
+          <w:lang w:eastAsia="ru-RU"/>
+        </w:rPr>
+        <w:t xml:space="preserve"> </w:t>
+      </w:r>
+      <w:r>
+        <w:rPr>
+          <w:rFonts w:ascii="Consolas" w:eastAsia="Times New Roman" w:hAnsi="Consolas" w:cs="Times New Roman"/>
+          <w:color w:val="B4B4B4"/>
+          <w:sz w:val="21"/>
+          <w:szCs w:val="21"/>
+          <w:lang w:eastAsia="ru-RU"/>
         </w:rPr>
         <w:t>[</w:t>
       </w:r>
@@ -1379,7 +1413,7 @@
           <w:color w:val="B5CEA8"/>
           <w:sz w:val="21"/>
           <w:szCs w:val="21"/>
-          <w:lang w:val="en-US" w:eastAsia="ru-RU"/>
+          <w:lang w:eastAsia="ru-RU"/>
         </w:rPr>
         <w:t>2</w:t>
       </w:r>
@@ -1389,7 +1423,7 @@
           <w:color w:val="B4B4B4"/>
           <w:sz w:val="21"/>
           <w:szCs w:val="21"/>
-          <w:lang w:val="en-US" w:eastAsia="ru-RU"/>
+          <w:lang w:eastAsia="ru-RU"/>
         </w:rPr>
         <w:t>,</w:t>
       </w:r>
@@ -1399,7 +1433,7 @@
           <w:color w:val="DADADA"/>
           <w:sz w:val="21"/>
           <w:szCs w:val="21"/>
-          <w:lang w:val="en-US" w:eastAsia="ru-RU"/>
+          <w:lang w:eastAsia="ru-RU"/>
         </w:rPr>
         <w:t xml:space="preserve"> </w:t>
       </w:r>
@@ -1409,7 +1443,7 @@
           <w:color w:val="B5CEA8"/>
           <w:sz w:val="21"/>
           <w:szCs w:val="21"/>
-          <w:lang w:val="en-US" w:eastAsia="ru-RU"/>
+          <w:lang w:eastAsia="ru-RU"/>
         </w:rPr>
         <w:t>3</w:t>
       </w:r>
@@ -1419,7 +1453,7 @@
           <w:color w:val="B4B4B4"/>
           <w:sz w:val="21"/>
           <w:szCs w:val="21"/>
-          <w:lang w:val="en-US" w:eastAsia="ru-RU"/>
+          <w:lang w:eastAsia="ru-RU"/>
         </w:rPr>
         <w:t>,</w:t>
       </w:r>
@@ -1429,7 +1463,7 @@
           <w:color w:val="DADADA"/>
           <w:sz w:val="21"/>
           <w:szCs w:val="21"/>
-          <w:lang w:val="en-US" w:eastAsia="ru-RU"/>
+          <w:lang w:eastAsia="ru-RU"/>
         </w:rPr>
         <w:t xml:space="preserve"> </w:t>
       </w:r>
@@ -1439,7 +1473,7 @@
           <w:color w:val="B5CEA8"/>
           <w:sz w:val="21"/>
           <w:szCs w:val="21"/>
-          <w:lang w:val="en-US" w:eastAsia="ru-RU"/>
+          <w:lang w:eastAsia="ru-RU"/>
         </w:rPr>
         <w:t>2</w:t>
       </w:r>
@@ -1449,7 +1483,7 @@
           <w:color w:val="B4B4B4"/>
           <w:sz w:val="21"/>
           <w:szCs w:val="21"/>
-          <w:lang w:val="en-US" w:eastAsia="ru-RU"/>
+          <w:lang w:eastAsia="ru-RU"/>
         </w:rPr>
         <w:t>,</w:t>
       </w:r>
@@ -1459,7 +1493,7 @@
           <w:color w:val="DADADA"/>
           <w:sz w:val="21"/>
           <w:szCs w:val="21"/>
-          <w:lang w:val="en-US" w:eastAsia="ru-RU"/>
+          <w:lang w:eastAsia="ru-RU"/>
         </w:rPr>
         <w:t xml:space="preserve"> </w:t>
       </w:r>
@@ -1469,7 +1503,7 @@
           <w:color w:val="B5CEA8"/>
           <w:sz w:val="21"/>
           <w:szCs w:val="21"/>
-          <w:lang w:val="en-US" w:eastAsia="ru-RU"/>
+          <w:lang w:eastAsia="ru-RU"/>
         </w:rPr>
         <w:t>4</w:t>
       </w:r>
@@ -1479,7 +1513,7 @@
           <w:color w:val="B4B4B4"/>
           <w:sz w:val="21"/>
           <w:szCs w:val="21"/>
-          <w:lang w:val="en-US" w:eastAsia="ru-RU"/>
+          <w:lang w:eastAsia="ru-RU"/>
         </w:rPr>
         <w:t>],</w:t>
       </w:r>
@@ -1493,18 +1527,48 @@
           <w:color w:val="DADADA"/>
           <w:sz w:val="21"/>
           <w:szCs w:val="21"/>
-          <w:lang w:val="en-US" w:eastAsia="ru-RU"/>
-        </w:rPr>
-      </w:pPr>
-      <w:r>
-        <w:rPr>
-          <w:rFonts w:ascii="Consolas" w:eastAsia="Times New Roman" w:hAnsi="Consolas" w:cs="Times New Roman"/>
-          <w:color w:val="DADADA"/>
-          <w:sz w:val="21"/>
-          <w:szCs w:val="21"/>
-          <w:lang w:val="en-US" w:eastAsia="ru-RU"/>
-        </w:rPr>
-        <w:t xml:space="preserve">    </w:t>
+          <w:lang w:eastAsia="ru-RU"/>
+        </w:rPr>
+      </w:pPr>
+      <w:r>
+        <w:rPr>
+          <w:rFonts w:ascii="Consolas" w:eastAsia="Times New Roman" w:hAnsi="Consolas" w:cs="Times New Roman"/>
+          <w:color w:val="DADADA"/>
+          <w:sz w:val="21"/>
+          <w:szCs w:val="21"/>
+          <w:lang w:val="en-US" w:eastAsia="ru-RU"/>
+        </w:rPr>
+        <w:t> </w:t>
+      </w:r>
+      <w:r>
+        <w:rPr>
+          <w:rFonts w:ascii="Consolas" w:eastAsia="Times New Roman" w:hAnsi="Consolas" w:cs="Times New Roman"/>
+          <w:color w:val="DADADA"/>
+          <w:sz w:val="21"/>
+          <w:szCs w:val="21"/>
+          <w:lang w:eastAsia="ru-RU"/>
+        </w:rPr>
+        <w:t xml:space="preserve"> </w:t>
+      </w:r>
+      <w:r>
+        <w:rPr>
+          <w:rFonts w:ascii="Consolas" w:eastAsia="Times New Roman" w:hAnsi="Consolas" w:cs="Times New Roman"/>
+          <w:color w:val="DADADA"/>
+          <w:sz w:val="21"/>
+          <w:szCs w:val="21"/>
+          <w:lang w:val="en-US" w:eastAsia="ru-RU"/>
+        </w:rPr>
+        <w:t> </w:t>
+      </w:r>
+      <w:r>
+        <w:rPr>
+          <w:rFonts w:ascii="Consolas" w:eastAsia="Times New Roman" w:hAnsi="Consolas" w:cs="Times New Roman"/>
+          <w:color w:val="DADADA"/>
+          <w:sz w:val="21"/>
+          <w:szCs w:val="21"/>
+          <w:lang w:eastAsia="ru-RU"/>
+        </w:rPr>
+        <w:t xml:space="preserve"> </w:t>
       </w:r>
       <w:r>
         <w:rPr>
@@ -1512,7 +1576,7 @@
           <w:color w:val="E8C9BB"/>
           <w:sz w:val="21"/>
           <w:szCs w:val="21"/>
-          <w:lang w:val="en-US" w:eastAsia="ru-RU"/>
+          <w:lang w:eastAsia="ru-RU"/>
         </w:rPr>
         <w:t>"</w:t>
       </w:r>
@@ -1532,7 +1596,7 @@
           <w:color w:val="E8C9BB"/>
           <w:sz w:val="21"/>
           <w:szCs w:val="21"/>
-          <w:lang w:val="en-US" w:eastAsia="ru-RU"/>
+          <w:lang w:eastAsia="ru-RU"/>
         </w:rPr>
         <w:t>"</w:t>
       </w:r>
@@ -1542,7 +1606,7 @@
           <w:color w:val="B4B4B4"/>
           <w:sz w:val="21"/>
           <w:szCs w:val="21"/>
-          <w:lang w:val="en-US" w:eastAsia="ru-RU"/>
+          <w:lang w:eastAsia="ru-RU"/>
         </w:rPr>
         <w:t>:</w:t>
       </w:r>
@@ -1552,17 +1616,17 @@
           <w:color w:val="DADADA"/>
           <w:sz w:val="21"/>
           <w:szCs w:val="21"/>
-          <w:lang w:val="en-US" w:eastAsia="ru-RU"/>
-        </w:rPr>
-        <w:t xml:space="preserve"> </w:t>
-      </w:r>
-      <w:r>
-        <w:rPr>
-          <w:rFonts w:ascii="Consolas" w:eastAsia="Times New Roman" w:hAnsi="Consolas" w:cs="Times New Roman"/>
-          <w:color w:val="B4B4B4"/>
-          <w:sz w:val="21"/>
-          <w:szCs w:val="21"/>
-          <w:lang w:val="en-US" w:eastAsia="ru-RU"/>
+          <w:lang w:eastAsia="ru-RU"/>
+        </w:rPr>
+        <w:t xml:space="preserve"> </w:t>
+      </w:r>
+      <w:r>
+        <w:rPr>
+          <w:rFonts w:ascii="Consolas" w:eastAsia="Times New Roman" w:hAnsi="Consolas" w:cs="Times New Roman"/>
+          <w:color w:val="B4B4B4"/>
+          <w:sz w:val="21"/>
+          <w:szCs w:val="21"/>
+          <w:lang w:eastAsia="ru-RU"/>
         </w:rPr>
         <w:t>[</w:t>
       </w:r>
@@ -1572,7 +1636,7 @@
           <w:color w:val="B5CEA8"/>
           <w:sz w:val="21"/>
           <w:szCs w:val="21"/>
-          <w:lang w:val="en-US" w:eastAsia="ru-RU"/>
+          <w:lang w:eastAsia="ru-RU"/>
         </w:rPr>
         <w:t>3</w:t>
       </w:r>
@@ -1582,7 +1646,7 @@
           <w:color w:val="B4B4B4"/>
           <w:sz w:val="21"/>
           <w:szCs w:val="21"/>
-          <w:lang w:val="en-US" w:eastAsia="ru-RU"/>
+          <w:lang w:eastAsia="ru-RU"/>
         </w:rPr>
         <w:t>,</w:t>
       </w:r>
@@ -1592,7 +1656,7 @@
           <w:color w:val="DADADA"/>
           <w:sz w:val="21"/>
           <w:szCs w:val="21"/>
-          <w:lang w:val="en-US" w:eastAsia="ru-RU"/>
+          <w:lang w:eastAsia="ru-RU"/>
         </w:rPr>
         <w:t xml:space="preserve"> </w:t>
       </w:r>
@@ -1602,7 +1666,7 @@
           <w:color w:val="B5CEA8"/>
           <w:sz w:val="21"/>
           <w:szCs w:val="21"/>
-          <w:lang w:val="en-US" w:eastAsia="ru-RU"/>
+          <w:lang w:eastAsia="ru-RU"/>
         </w:rPr>
         <w:t>5</w:t>
       </w:r>
@@ -1612,7 +1676,7 @@
           <w:color w:val="B4B4B4"/>
           <w:sz w:val="21"/>
           <w:szCs w:val="21"/>
-          <w:lang w:val="en-US" w:eastAsia="ru-RU"/>
+          <w:lang w:eastAsia="ru-RU"/>
         </w:rPr>
         <w:t>,</w:t>
       </w:r>
@@ -1622,7 +1686,7 @@
           <w:color w:val="DADADA"/>
           <w:sz w:val="21"/>
           <w:szCs w:val="21"/>
-          <w:lang w:val="en-US" w:eastAsia="ru-RU"/>
+          <w:lang w:eastAsia="ru-RU"/>
         </w:rPr>
         <w:t xml:space="preserve"> </w:t>
       </w:r>
@@ -1632,7 +1696,7 @@
           <w:color w:val="B5CEA8"/>
           <w:sz w:val="21"/>
           <w:szCs w:val="21"/>
-          <w:lang w:val="en-US" w:eastAsia="ru-RU"/>
+          <w:lang w:eastAsia="ru-RU"/>
         </w:rPr>
         <w:t>2</w:t>
       </w:r>
@@ -1642,7 +1706,7 @@
           <w:color w:val="B4B4B4"/>
           <w:sz w:val="21"/>
           <w:szCs w:val="21"/>
-          <w:lang w:val="en-US" w:eastAsia="ru-RU"/>
+          <w:lang w:eastAsia="ru-RU"/>
         </w:rPr>
         <w:t>,</w:t>
       </w:r>
@@ -1652,7 +1716,7 @@
           <w:color w:val="DADADA"/>
           <w:sz w:val="21"/>
           <w:szCs w:val="21"/>
-          <w:lang w:val="en-US" w:eastAsia="ru-RU"/>
+          <w:lang w:eastAsia="ru-RU"/>
         </w:rPr>
         <w:t xml:space="preserve"> </w:t>
       </w:r>
@@ -1662,7 +1726,7 @@
           <w:color w:val="B5CEA8"/>
           <w:sz w:val="21"/>
           <w:szCs w:val="21"/>
-          <w:lang w:val="en-US" w:eastAsia="ru-RU"/>
+          <w:lang w:eastAsia="ru-RU"/>
         </w:rPr>
         <w:t>7</w:t>
       </w:r>
@@ -1672,7 +1736,7 @@
           <w:color w:val="B4B4B4"/>
           <w:sz w:val="21"/>
           <w:szCs w:val="21"/>
-          <w:lang w:val="en-US" w:eastAsia="ru-RU"/>
+          <w:lang w:eastAsia="ru-RU"/>
         </w:rPr>
         <w:t>],</w:t>
       </w:r>
@@ -1686,18 +1750,48 @@
           <w:color w:val="DADADA"/>
           <w:sz w:val="21"/>
           <w:szCs w:val="21"/>
-          <w:lang w:val="en-US" w:eastAsia="ru-RU"/>
-        </w:rPr>
-      </w:pPr>
-      <w:r>
-        <w:rPr>
-          <w:rFonts w:ascii="Consolas" w:eastAsia="Times New Roman" w:hAnsi="Consolas" w:cs="Times New Roman"/>
-          <w:color w:val="DADADA"/>
-          <w:sz w:val="21"/>
-          <w:szCs w:val="21"/>
-          <w:lang w:val="en-US" w:eastAsia="ru-RU"/>
-        </w:rPr>
-        <w:t xml:space="preserve">    </w:t>
+          <w:lang w:eastAsia="ru-RU"/>
+        </w:rPr>
+      </w:pPr>
+      <w:r>
+        <w:rPr>
+          <w:rFonts w:ascii="Consolas" w:eastAsia="Times New Roman" w:hAnsi="Consolas" w:cs="Times New Roman"/>
+          <w:color w:val="DADADA"/>
+          <w:sz w:val="21"/>
+          <w:szCs w:val="21"/>
+          <w:lang w:val="en-US" w:eastAsia="ru-RU"/>
+        </w:rPr>
+        <w:t> </w:t>
+      </w:r>
+      <w:r>
+        <w:rPr>
+          <w:rFonts w:ascii="Consolas" w:eastAsia="Times New Roman" w:hAnsi="Consolas" w:cs="Times New Roman"/>
+          <w:color w:val="DADADA"/>
+          <w:sz w:val="21"/>
+          <w:szCs w:val="21"/>
+          <w:lang w:eastAsia="ru-RU"/>
+        </w:rPr>
+        <w:t xml:space="preserve"> </w:t>
+      </w:r>
+      <w:r>
+        <w:rPr>
+          <w:rFonts w:ascii="Consolas" w:eastAsia="Times New Roman" w:hAnsi="Consolas" w:cs="Times New Roman"/>
+          <w:color w:val="DADADA"/>
+          <w:sz w:val="21"/>
+          <w:szCs w:val="21"/>
+          <w:lang w:val="en-US" w:eastAsia="ru-RU"/>
+        </w:rPr>
+        <w:t> </w:t>
+      </w:r>
+      <w:r>
+        <w:rPr>
+          <w:rFonts w:ascii="Consolas" w:eastAsia="Times New Roman" w:hAnsi="Consolas" w:cs="Times New Roman"/>
+          <w:color w:val="DADADA"/>
+          <w:sz w:val="21"/>
+          <w:szCs w:val="21"/>
+          <w:lang w:eastAsia="ru-RU"/>
+        </w:rPr>
+        <w:t xml:space="preserve"> </w:t>
       </w:r>
       <w:r>
         <w:rPr>
@@ -1705,7 +1799,7 @@
           <w:color w:val="E8C9BB"/>
           <w:sz w:val="21"/>
           <w:szCs w:val="21"/>
-          <w:lang w:val="en-US" w:eastAsia="ru-RU"/>
+          <w:lang w:eastAsia="ru-RU"/>
         </w:rPr>
         <w:t>"</w:t>
       </w:r>
@@ -1725,7 +1819,7 @@
           <w:color w:val="E8C9BB"/>
           <w:sz w:val="21"/>
           <w:szCs w:val="21"/>
-          <w:lang w:val="en-US" w:eastAsia="ru-RU"/>
+          <w:lang w:eastAsia="ru-RU"/>
         </w:rPr>
         <w:t>"</w:t>
       </w:r>
@@ -1735,7 +1829,7 @@
           <w:color w:val="B4B4B4"/>
           <w:sz w:val="21"/>
           <w:szCs w:val="21"/>
-          <w:lang w:val="en-US" w:eastAsia="ru-RU"/>
+          <w:lang w:eastAsia="ru-RU"/>
         </w:rPr>
         <w:t>:</w:t>
       </w:r>
@@ -1745,17 +1839,17 @@
           <w:color w:val="DADADA"/>
           <w:sz w:val="21"/>
           <w:szCs w:val="21"/>
-          <w:lang w:val="en-US" w:eastAsia="ru-RU"/>
-        </w:rPr>
-        <w:t xml:space="preserve"> </w:t>
-      </w:r>
-      <w:r>
-        <w:rPr>
-          <w:rFonts w:ascii="Consolas" w:eastAsia="Times New Roman" w:hAnsi="Consolas" w:cs="Times New Roman"/>
-          <w:color w:val="B4B4B4"/>
-          <w:sz w:val="21"/>
-          <w:szCs w:val="21"/>
-          <w:lang w:val="en-US" w:eastAsia="ru-RU"/>
+          <w:lang w:eastAsia="ru-RU"/>
+        </w:rPr>
+        <w:t xml:space="preserve"> </w:t>
+      </w:r>
+      <w:r>
+        <w:rPr>
+          <w:rFonts w:ascii="Consolas" w:eastAsia="Times New Roman" w:hAnsi="Consolas" w:cs="Times New Roman"/>
+          <w:color w:val="B4B4B4"/>
+          <w:sz w:val="21"/>
+          <w:szCs w:val="21"/>
+          <w:lang w:eastAsia="ru-RU"/>
         </w:rPr>
         <w:t>[</w:t>
       </w:r>
@@ -1765,7 +1859,7 @@
           <w:color w:val="B5CEA8"/>
           <w:sz w:val="21"/>
           <w:szCs w:val="21"/>
-          <w:lang w:val="en-US" w:eastAsia="ru-RU"/>
+          <w:lang w:eastAsia="ru-RU"/>
         </w:rPr>
         <w:t>120000</w:t>
       </w:r>
@@ -1775,7 +1869,7 @@
           <w:color w:val="B4B4B4"/>
           <w:sz w:val="21"/>
           <w:szCs w:val="21"/>
-          <w:lang w:val="en-US" w:eastAsia="ru-RU"/>
+          <w:lang w:eastAsia="ru-RU"/>
         </w:rPr>
         <w:t>,</w:t>
       </w:r>
@@ -1785,7 +1879,7 @@
           <w:color w:val="DADADA"/>
           <w:sz w:val="21"/>
           <w:szCs w:val="21"/>
-          <w:lang w:val="en-US" w:eastAsia="ru-RU"/>
+          <w:lang w:eastAsia="ru-RU"/>
         </w:rPr>
         <w:t xml:space="preserve"> </w:t>
       </w:r>
@@ -1795,7 +1889,7 @@
           <w:color w:val="B5CEA8"/>
           <w:sz w:val="21"/>
           <w:szCs w:val="21"/>
-          <w:lang w:val="en-US" w:eastAsia="ru-RU"/>
+          <w:lang w:eastAsia="ru-RU"/>
         </w:rPr>
         <w:t>180000</w:t>
       </w:r>
@@ -1805,7 +1899,7 @@
           <w:color w:val="B4B4B4"/>
           <w:sz w:val="21"/>
           <w:szCs w:val="21"/>
-          <w:lang w:val="en-US" w:eastAsia="ru-RU"/>
+          <w:lang w:eastAsia="ru-RU"/>
         </w:rPr>
         <w:t>,</w:t>
       </w:r>
@@ -1815,7 +1909,7 @@
           <w:color w:val="DADADA"/>
           <w:sz w:val="21"/>
           <w:szCs w:val="21"/>
-          <w:lang w:val="en-US" w:eastAsia="ru-RU"/>
+          <w:lang w:eastAsia="ru-RU"/>
         </w:rPr>
         <w:t xml:space="preserve"> </w:t>
       </w:r>
@@ -1825,7 +1919,7 @@
           <w:color w:val="B5CEA8"/>
           <w:sz w:val="21"/>
           <w:szCs w:val="21"/>
-          <w:lang w:val="en-US" w:eastAsia="ru-RU"/>
+          <w:lang w:eastAsia="ru-RU"/>
         </w:rPr>
         <w:t>150000</w:t>
       </w:r>
@@ -1835,7 +1929,7 @@
           <w:color w:val="B4B4B4"/>
           <w:sz w:val="21"/>
           <w:szCs w:val="21"/>
-          <w:lang w:val="en-US" w:eastAsia="ru-RU"/>
+          <w:lang w:eastAsia="ru-RU"/>
         </w:rPr>
         <w:t>,</w:t>
       </w:r>
@@ -1845,7 +1939,7 @@
           <w:color w:val="DADADA"/>
           <w:sz w:val="21"/>
           <w:szCs w:val="21"/>
-          <w:lang w:val="en-US" w:eastAsia="ru-RU"/>
+          <w:lang w:eastAsia="ru-RU"/>
         </w:rPr>
         <w:t xml:space="preserve"> </w:t>
       </w:r>
@@ -1855,7 +1949,7 @@
           <w:color w:val="B5CEA8"/>
           <w:sz w:val="21"/>
           <w:szCs w:val="21"/>
-          <w:lang w:val="en-US" w:eastAsia="ru-RU"/>
+          <w:lang w:eastAsia="ru-RU"/>
         </w:rPr>
         <w:t>250000</w:t>
       </w:r>
@@ -1865,7 +1959,7 @@
           <w:color w:val="B4B4B4"/>
           <w:sz w:val="21"/>
           <w:szCs w:val="21"/>
-          <w:lang w:val="en-US" w:eastAsia="ru-RU"/>
+          <w:lang w:eastAsia="ru-RU"/>
         </w:rPr>
         <w:t>]</w:t>
       </w:r>
@@ -1879,16 +1973,16 @@
           <w:color w:val="DADADA"/>
           <w:sz w:val="21"/>
           <w:szCs w:val="21"/>
-          <w:lang w:val="en-US" w:eastAsia="ru-RU"/>
-        </w:rPr>
-      </w:pPr>
-      <w:r>
-        <w:rPr>
-          <w:rFonts w:ascii="Consolas" w:eastAsia="Times New Roman" w:hAnsi="Consolas" w:cs="Times New Roman"/>
-          <w:color w:val="B4B4B4"/>
-          <w:sz w:val="21"/>
-          <w:szCs w:val="21"/>
-          <w:lang w:val="en-US" w:eastAsia="ru-RU"/>
+          <w:lang w:eastAsia="ru-RU"/>
+        </w:rPr>
+      </w:pPr>
+      <w:r>
+        <w:rPr>
+          <w:rFonts w:ascii="Consolas" w:eastAsia="Times New Roman" w:hAnsi="Consolas" w:cs="Times New Roman"/>
+          <w:color w:val="B4B4B4"/>
+          <w:sz w:val="21"/>
+          <w:szCs w:val="21"/>
+          <w:lang w:eastAsia="ru-RU"/>
         </w:rPr>
         <w:t>}</w:t>
       </w:r>
@@ -1902,7 +1996,7 @@
           <w:color w:val="DADADA"/>
           <w:sz w:val="21"/>
           <w:szCs w:val="21"/>
-          <w:lang w:val="en-US" w:eastAsia="ru-RU"/>
+          <w:lang w:eastAsia="ru-RU"/>
         </w:rPr>
       </w:pPr>
     </w:p>
@@ -1915,7 +2009,7 @@
           <w:color w:val="DADADA"/>
           <w:sz w:val="21"/>
           <w:szCs w:val="21"/>
-          <w:lang w:val="en-US" w:eastAsia="ru-RU"/>
+          <w:lang w:eastAsia="ru-RU"/>
         </w:rPr>
       </w:pPr>
       <w:proofErr w:type="spellStart"/>
@@ -1936,17 +2030,17 @@
           <w:color w:val="DADADA"/>
           <w:sz w:val="21"/>
           <w:szCs w:val="21"/>
-          <w:lang w:val="en-US" w:eastAsia="ru-RU"/>
-        </w:rPr>
-        <w:t xml:space="preserve"> </w:t>
-      </w:r>
-      <w:r>
-        <w:rPr>
-          <w:rFonts w:ascii="Consolas" w:eastAsia="Times New Roman" w:hAnsi="Consolas" w:cs="Times New Roman"/>
-          <w:color w:val="B4B4B4"/>
-          <w:sz w:val="21"/>
-          <w:szCs w:val="21"/>
-          <w:lang w:val="en-US" w:eastAsia="ru-RU"/>
+          <w:lang w:eastAsia="ru-RU"/>
+        </w:rPr>
+        <w:t xml:space="preserve"> </w:t>
+      </w:r>
+      <w:r>
+        <w:rPr>
+          <w:rFonts w:ascii="Consolas" w:eastAsia="Times New Roman" w:hAnsi="Consolas" w:cs="Times New Roman"/>
+          <w:color w:val="B4B4B4"/>
+          <w:sz w:val="21"/>
+          <w:szCs w:val="21"/>
+          <w:lang w:eastAsia="ru-RU"/>
         </w:rPr>
         <w:t>=</w:t>
       </w:r>
@@ -1956,7 +2050,7 @@
           <w:color w:val="DADADA"/>
           <w:sz w:val="21"/>
           <w:szCs w:val="21"/>
-          <w:lang w:val="en-US" w:eastAsia="ru-RU"/>
+          <w:lang w:eastAsia="ru-RU"/>
         </w:rPr>
         <w:t xml:space="preserve"> </w:t>
       </w:r>
@@ -1972,16 +2066,18 @@
         </w:rPr>
         <w:t>pd</w:t>
       </w:r>
-      <w:r>
-        <w:rPr>
-          <w:rFonts w:ascii="Consolas" w:eastAsia="Times New Roman" w:hAnsi="Consolas" w:cs="Times New Roman"/>
-          <w:color w:val="B4B4B4"/>
-          <w:sz w:val="21"/>
-          <w:szCs w:val="21"/>
-          <w:lang w:val="en-US" w:eastAsia="ru-RU"/>
+      <w:proofErr w:type="spellEnd"/>
+      <w:r>
+        <w:rPr>
+          <w:rFonts w:ascii="Consolas" w:eastAsia="Times New Roman" w:hAnsi="Consolas" w:cs="Times New Roman"/>
+          <w:color w:val="B4B4B4"/>
+          <w:sz w:val="21"/>
+          <w:szCs w:val="21"/>
+          <w:lang w:eastAsia="ru-RU"/>
         </w:rPr>
         <w:t>.</w:t>
       </w:r>
+      <w:proofErr w:type="spellStart"/>
       <w:r>
         <w:rPr>
           <w:rFonts w:ascii="Consolas" w:eastAsia="Times New Roman" w:hAnsi="Consolas" w:cs="Times New Roman"/>
@@ -2000,7 +2096,7 @@
           <w:color w:val="B4B4B4"/>
           <w:sz w:val="21"/>
           <w:szCs w:val="21"/>
-          <w:lang w:val="en-US" w:eastAsia="ru-RU"/>
+          <w:lang w:eastAsia="ru-RU"/>
         </w:rPr>
         <w:t>(</w:t>
       </w:r>
@@ -2020,7 +2116,7 @@
           <w:color w:val="B4B4B4"/>
           <w:sz w:val="21"/>
           <w:szCs w:val="21"/>
-          <w:lang w:val="en-US" w:eastAsia="ru-RU"/>
+          <w:lang w:eastAsia="ru-RU"/>
         </w:rPr>
         <w:t>)</w:t>
       </w:r>
@@ -2034,7 +2130,7 @@
           <w:color w:val="DADADA"/>
           <w:sz w:val="21"/>
           <w:szCs w:val="21"/>
-          <w:lang w:val="en-US" w:eastAsia="ru-RU"/>
+          <w:lang w:eastAsia="ru-RU"/>
         </w:rPr>
       </w:pPr>
     </w:p>
@@ -4417,7 +4513,7 @@
           <w:color w:val="DADADA"/>
           <w:sz w:val="21"/>
           <w:szCs w:val="21"/>
-          <w:lang w:eastAsia="ru-RU"/>
+          <w:lang w:val="en-US" w:eastAsia="ru-RU"/>
         </w:rPr>
       </w:pPr>
       <w:r>
@@ -4426,7 +4522,7 @@
           <w:color w:val="57A64A"/>
           <w:sz w:val="21"/>
           <w:szCs w:val="21"/>
-          <w:lang w:eastAsia="ru-RU"/>
+          <w:lang w:val="en-US" w:eastAsia="ru-RU"/>
         </w:rPr>
         <w:t># ==========================================</w:t>
       </w:r>
@@ -4440,7 +4536,7 @@
           <w:color w:val="DADADA"/>
           <w:sz w:val="21"/>
           <w:szCs w:val="21"/>
-          <w:lang w:eastAsia="ru-RU"/>
+          <w:lang w:val="en-US" w:eastAsia="ru-RU"/>
         </w:rPr>
       </w:pPr>
     </w:p>
@@ -4453,7 +4549,7 @@
           <w:color w:val="DADADA"/>
           <w:sz w:val="21"/>
           <w:szCs w:val="21"/>
-          <w:lang w:eastAsia="ru-RU"/>
+          <w:lang w:val="en-US" w:eastAsia="ru-RU"/>
         </w:rPr>
       </w:pPr>
       <w:proofErr w:type="spellStart"/>
@@ -4464,7 +4560,7 @@
           <w:color w:val="C8C8C8"/>
           <w:sz w:val="21"/>
           <w:szCs w:val="21"/>
-          <w:lang w:eastAsia="ru-RU"/>
+          <w:lang w:val="en-US" w:eastAsia="ru-RU"/>
         </w:rPr>
         <w:t>plt</w:t>
       </w:r>
@@ -4474,7 +4570,7 @@
           <w:color w:val="B4B4B4"/>
           <w:sz w:val="21"/>
           <w:szCs w:val="21"/>
-          <w:lang w:eastAsia="ru-RU"/>
+          <w:lang w:val="en-US" w:eastAsia="ru-RU"/>
         </w:rPr>
         <w:t>.</w:t>
       </w:r>
@@ -4484,7 +4580,7 @@
           <w:color w:val="DCDCAA"/>
           <w:sz w:val="21"/>
           <w:szCs w:val="21"/>
-          <w:lang w:eastAsia="ru-RU"/>
+          <w:lang w:val="en-US" w:eastAsia="ru-RU"/>
         </w:rPr>
         <w:t>figure</w:t>
       </w:r>
@@ -4496,7 +4592,7 @@
           <w:color w:val="B4B4B4"/>
           <w:sz w:val="21"/>
           <w:szCs w:val="21"/>
-          <w:lang w:eastAsia="ru-RU"/>
+          <w:lang w:val="en-US" w:eastAsia="ru-RU"/>
         </w:rPr>
         <w:t>()</w:t>
       </w:r>
@@ -4510,7 +4606,7 @@
           <w:color w:val="DADADA"/>
           <w:sz w:val="21"/>
           <w:szCs w:val="21"/>
-          <w:lang w:eastAsia="ru-RU"/>
+          <w:lang w:val="en-US" w:eastAsia="ru-RU"/>
         </w:rPr>
       </w:pPr>
       <w:proofErr w:type="spellStart"/>
@@ -4521,7 +4617,7 @@
           <w:color w:val="C8C8C8"/>
           <w:sz w:val="21"/>
           <w:szCs w:val="21"/>
-          <w:lang w:eastAsia="ru-RU"/>
+          <w:lang w:val="en-US" w:eastAsia="ru-RU"/>
         </w:rPr>
         <w:t>plt</w:t>
       </w:r>
@@ -4531,7 +4627,7 @@
           <w:color w:val="B4B4B4"/>
           <w:sz w:val="21"/>
           <w:szCs w:val="21"/>
-          <w:lang w:eastAsia="ru-RU"/>
+          <w:lang w:val="en-US" w:eastAsia="ru-RU"/>
         </w:rPr>
         <w:t>.</w:t>
       </w:r>
@@ -4541,7 +4637,7 @@
           <w:color w:val="DCDCAA"/>
           <w:sz w:val="21"/>
           <w:szCs w:val="21"/>
-          <w:lang w:eastAsia="ru-RU"/>
+          <w:lang w:val="en-US" w:eastAsia="ru-RU"/>
         </w:rPr>
         <w:t>scatter</w:t>
       </w:r>
@@ -4553,7 +4649,7 @@
           <w:color w:val="B4B4B4"/>
           <w:sz w:val="21"/>
           <w:szCs w:val="21"/>
-          <w:lang w:eastAsia="ru-RU"/>
+          <w:lang w:val="en-US" w:eastAsia="ru-RU"/>
         </w:rPr>
         <w:t>(</w:t>
       </w:r>
@@ -4564,7 +4660,7 @@
           <w:color w:val="9CDCFE"/>
           <w:sz w:val="21"/>
           <w:szCs w:val="21"/>
-          <w:lang w:eastAsia="ru-RU"/>
+          <w:lang w:val="en-US" w:eastAsia="ru-RU"/>
         </w:rPr>
         <w:t>df</w:t>
       </w:r>
@@ -4575,7 +4671,7 @@
           <w:color w:val="B4B4B4"/>
           <w:sz w:val="21"/>
           <w:szCs w:val="21"/>
-          <w:lang w:eastAsia="ru-RU"/>
+          <w:lang w:val="en-US" w:eastAsia="ru-RU"/>
         </w:rPr>
         <w:t>[</w:t>
       </w:r>
@@ -4585,29 +4681,27 @@
           <w:color w:val="E8C9BB"/>
           <w:sz w:val="21"/>
           <w:szCs w:val="21"/>
-          <w:lang w:eastAsia="ru-RU"/>
+          <w:lang w:val="en-US" w:eastAsia="ru-RU"/>
         </w:rPr>
         <w:t>"</w:t>
       </w:r>
-      <w:proofErr w:type="spellStart"/>
       <w:r>
         <w:rPr>
           <w:rFonts w:ascii="Consolas" w:eastAsia="Times New Roman" w:hAnsi="Consolas" w:cs="Times New Roman"/>
           <w:color w:val="CE9178"/>
           <w:sz w:val="21"/>
           <w:szCs w:val="21"/>
-          <w:lang w:eastAsia="ru-RU"/>
+          <w:lang w:val="en-US" w:eastAsia="ru-RU"/>
         </w:rPr>
         <w:t>Area</w:t>
       </w:r>
-      <w:proofErr w:type="spellEnd"/>
       <w:r>
         <w:rPr>
           <w:rFonts w:ascii="Consolas" w:eastAsia="Times New Roman" w:hAnsi="Consolas" w:cs="Times New Roman"/>
           <w:color w:val="E8C9BB"/>
           <w:sz w:val="21"/>
           <w:szCs w:val="21"/>
-          <w:lang w:eastAsia="ru-RU"/>
+          <w:lang w:val="en-US" w:eastAsia="ru-RU"/>
         </w:rPr>
         <w:t>"</w:t>
       </w:r>
@@ -4617,7 +4711,7 @@
           <w:color w:val="B4B4B4"/>
           <w:sz w:val="21"/>
           <w:szCs w:val="21"/>
-          <w:lang w:eastAsia="ru-RU"/>
+          <w:lang w:val="en-US" w:eastAsia="ru-RU"/>
         </w:rPr>
         <w:t>],</w:t>
       </w:r>
@@ -4627,7 +4721,7 @@
           <w:color w:val="DADADA"/>
           <w:sz w:val="21"/>
           <w:szCs w:val="21"/>
-          <w:lang w:eastAsia="ru-RU"/>
+          <w:lang w:val="en-US" w:eastAsia="ru-RU"/>
         </w:rPr>
         <w:t xml:space="preserve"> </w:t>
       </w:r>
@@ -4637,7 +4731,7 @@
           <w:color w:val="9CDCFE"/>
           <w:sz w:val="21"/>
           <w:szCs w:val="21"/>
-          <w:lang w:eastAsia="ru-RU"/>
+          <w:lang w:val="en-US" w:eastAsia="ru-RU"/>
         </w:rPr>
         <w:t>y</w:t>
       </w:r>
@@ -4647,7 +4741,7 @@
           <w:color w:val="B4B4B4"/>
           <w:sz w:val="21"/>
           <w:szCs w:val="21"/>
-          <w:lang w:eastAsia="ru-RU"/>
+          <w:lang w:val="en-US" w:eastAsia="ru-RU"/>
         </w:rPr>
         <w:t>,</w:t>
       </w:r>
@@ -4657,29 +4751,27 @@
           <w:color w:val="DADADA"/>
           <w:sz w:val="21"/>
           <w:szCs w:val="21"/>
-          <w:lang w:eastAsia="ru-RU"/>
-        </w:rPr>
-        <w:t xml:space="preserve"> </w:t>
-      </w:r>
-      <w:proofErr w:type="spellStart"/>
+          <w:lang w:val="en-US" w:eastAsia="ru-RU"/>
+        </w:rPr>
+        <w:t xml:space="preserve"> </w:t>
+      </w:r>
       <w:r>
         <w:rPr>
           <w:rFonts w:ascii="Consolas" w:eastAsia="Times New Roman" w:hAnsi="Consolas" w:cs="Times New Roman"/>
           <w:color w:val="9A9A9A"/>
           <w:sz w:val="21"/>
           <w:szCs w:val="21"/>
-          <w:lang w:eastAsia="ru-RU"/>
+          <w:lang w:val="en-US" w:eastAsia="ru-RU"/>
         </w:rPr>
         <w:t>label</w:t>
       </w:r>
-      <w:proofErr w:type="spellEnd"/>
-      <w:r>
-        <w:rPr>
-          <w:rFonts w:ascii="Consolas" w:eastAsia="Times New Roman" w:hAnsi="Consolas" w:cs="Times New Roman"/>
-          <w:color w:val="B4B4B4"/>
-          <w:sz w:val="21"/>
-          <w:szCs w:val="21"/>
-          <w:lang w:eastAsia="ru-RU"/>
+      <w:r>
+        <w:rPr>
+          <w:rFonts w:ascii="Consolas" w:eastAsia="Times New Roman" w:hAnsi="Consolas" w:cs="Times New Roman"/>
+          <w:color w:val="B4B4B4"/>
+          <w:sz w:val="21"/>
+          <w:szCs w:val="21"/>
+          <w:lang w:val="en-US" w:eastAsia="ru-RU"/>
         </w:rPr>
         <w:t>=</w:t>
       </w:r>
@@ -4689,7 +4781,7 @@
           <w:color w:val="E8C9BB"/>
           <w:sz w:val="21"/>
           <w:szCs w:val="21"/>
-          <w:lang w:eastAsia="ru-RU"/>
+          <w:lang w:val="en-US" w:eastAsia="ru-RU"/>
         </w:rPr>
         <w:t>"</w:t>
       </w:r>
@@ -4701,7 +4793,27 @@
           <w:szCs w:val="21"/>
           <w:lang w:eastAsia="ru-RU"/>
         </w:rPr>
-        <w:t>Реальные данные</w:t>
+        <w:t>Реальные</w:t>
+      </w:r>
+      <w:r>
+        <w:rPr>
+          <w:rFonts w:ascii="Consolas" w:eastAsia="Times New Roman" w:hAnsi="Consolas" w:cs="Times New Roman"/>
+          <w:color w:val="CE9178"/>
+          <w:sz w:val="21"/>
+          <w:szCs w:val="21"/>
+          <w:lang w:val="en-US" w:eastAsia="ru-RU"/>
+        </w:rPr>
+        <w:t xml:space="preserve"> </w:t>
+      </w:r>
+      <w:r>
+        <w:rPr>
+          <w:rFonts w:ascii="Consolas" w:eastAsia="Times New Roman" w:hAnsi="Consolas" w:cs="Times New Roman"/>
+          <w:color w:val="CE9178"/>
+          <w:sz w:val="21"/>
+          <w:szCs w:val="21"/>
+          <w:lang w:eastAsia="ru-RU"/>
+        </w:rPr>
+        <w:t>данные</w:t>
       </w:r>
       <w:r>
         <w:rPr>
@@ -4709,7 +4821,7 @@
           <w:color w:val="E8C9BB"/>
           <w:sz w:val="21"/>
           <w:szCs w:val="21"/>
-          <w:lang w:eastAsia="ru-RU"/>
+          <w:lang w:val="en-US" w:eastAsia="ru-RU"/>
         </w:rPr>
         <w:t>"</w:t>
       </w:r>
@@ -4719,7 +4831,7 @@
           <w:color w:val="B4B4B4"/>
           <w:sz w:val="21"/>
           <w:szCs w:val="21"/>
-          <w:lang w:eastAsia="ru-RU"/>
+          <w:lang w:val="en-US" w:eastAsia="ru-RU"/>
         </w:rPr>
         <w:t>)</w:t>
       </w:r>
@@ -6587,8 +6699,6 @@
       <w:r>
         <w:t xml:space="preserve"> </w:t>
       </w:r>
-      <w:bookmarkStart w:id="0" w:name="_GoBack"/>
-      <w:bookmarkEnd w:id="0"/>
       <w:r>
         <w:t>Таким образом, можно сделать вывод, что регрессионный анализ является эффективным инструментом для прогнозирования и анализа данных в различных областях, таких как экономика, образование и бизнес.</w:t>
       </w:r>
@@ -7006,6 +7116,7 @@
   <w:style w:type="character" w:default="1" w:styleId="a0">
     <w:name w:val="Default Paragraph Font"/>
     <w:uiPriority w:val="1"/>
+    <w:semiHidden/>
     <w:unhideWhenUsed/>
   </w:style>
   <w:style w:type="table" w:default="1" w:styleId="a1">
